--- a/.switchboard/airlock/20260413-1446-bundle-part-3.docx
+++ b/.switchboard/airlock/20260413-1446-bundle-part-3.docx
@@ -23,7 +23,7 @@
           <w:sz w:val="20"/>
           <w:szCs w:val="20"/>
         </w:rPr>
-        <w:t xml:space="preserve">Generated: 2026-04-13T17:46:20.351Z</w:t>
+        <w:t xml:space="preserve">Generated: 2026-04-13T17:46:54.188Z</w:t>
       </w:r>
     </w:p>
     <w:p>
